--- a/src-tauri/templates/Рапорт на відпустку з датою.docx
+++ b/src-tauri/templates/Рапорт на відпустку з датою.docx
@@ -27,7 +27,7 @@
           <w:b w:val="0"/>
           <w:sz w:val="24"/>
         </w:rPr>
-        <w:t>від {{soldier.rank}} {{soldier.fullName}}</w:t>
+        <w:t>від {{військовий_1_звання:родовий}} {{військовий_1_піб:родовий}}</w:t>
       </w:r>
     </w:p>
     <w:p>
@@ -41,7 +41,7 @@
           <w:b w:val="0"/>
           <w:sz w:val="24"/>
         </w:rPr>
-        <w:t>{{soldier.position}}</w:t>
+        <w:t>{{військовий_1_посада:родовий}}</w:t>
       </w:r>
     </w:p>
     <w:p>
@@ -95,7 +95,20 @@
           <w:b w:val="0"/>
           <w:sz w:val="24"/>
         </w:rPr>
-        <w:t>Дата рапорту: {{document.date}}; Дата народження: {{soldier.birthDate}}</w:t>
+        <w:t>Дата рапорту: {{дата_рапорту}}</w:t>
+      </w:r>
+    </w:p>
+    <w:p>
+      <w:pPr>
+        <w:spacing w:before="0" w:after="80" w:line="240" w:lineRule="auto"/>
+      </w:pPr>
+      <w:r>
+        <w:rPr>
+          <w:rFonts w:ascii="Times New Roman" w:hAnsi="Times New Roman"/>
+          <w:b w:val="0"/>
+          <w:sz w:val="24"/>
+        </w:rPr>
+        <w:t>Дата народження: {{військовий_1_дата_народження}}</w:t>
       </w:r>
     </w:p>
     <w:p>
@@ -108,7 +121,7 @@
           <w:b w:val="0"/>
           <w:sz w:val="24"/>
         </w:rPr>
-        <w:t>ІПН: {{soldier.taxId}}</w:t>
+        <w:t>ІПН: {{військовий_1_іпн}}</w:t>
       </w:r>
     </w:p>
     <w:p>
@@ -122,7 +135,7 @@
           <w:b w:val="0"/>
           <w:sz w:val="24"/>
         </w:rPr>
-        <w:t>{{main.rank}} {{main.fullName}}</w:t>
+        <w:t>{{основний_підписант_звання}} {{основний_підписант_піб}}</w:t>
       </w:r>
     </w:p>
     <w:p>
@@ -136,7 +149,7 @@
           <w:b w:val="0"/>
           <w:sz w:val="24"/>
         </w:rPr>
-        <w:t>{{main.position}}</w:t>
+        <w:t>{{основний_підписант_посада}}</w:t>
       </w:r>
     </w:p>
     <w:sectPr>
